--- a/ML_System_Design/ML_SD_M06_Model_Training.docx
+++ b/ML_System_Design/ML_SD_M06_Model_Training.docx
@@ -860,7 +860,7 @@
       <w:r>
         <w:drawing>
           <wp:inline>
-            <wp:extent cx="5334000" cy="2750170"/>
+            <wp:extent cx="5727700" cy="2953159"/>
             <wp:effectExtent b="0" l="0" r="0" t="0"/>
             <wp:docPr descr="Decision flow for choosing a model: split by data type, then climb from linear to GBDT for tabular, and from deep nets to transformers for perception/language." title="" id="11" name="Picture"/>
             <a:graphic>
@@ -881,7 +881,7 @@
                   <pic:spPr bwMode="auto">
                     <a:xfrm>
                       <a:off x="0" y="0"/>
-                      <a:ext cx="5334000" cy="2750170"/>
+                      <a:ext cx="5727700" cy="2953159"/>
                     </a:xfrm>
                     <a:prstGeom prst="rect">
                       <a:avLst/>
@@ -1463,7 +1463,7 @@
       <w:r>
         <w:drawing>
           <wp:inline>
-            <wp:extent cx="5334000" cy="2750170"/>
+            <wp:extent cx="5727700" cy="2953159"/>
             <wp:effectExtent b="0" l="0" r="0" t="0"/>
             <wp:docPr descr="Baselines ladder: random/majority-class, a simple rule, and a linear model all feed into the question — does the fancy model beat every one of them?" title="" id="20" name="Picture"/>
             <a:graphic>
@@ -1484,7 +1484,7 @@
                   <pic:spPr bwMode="auto">
                     <a:xfrm>
                       <a:off x="0" y="0"/>
-                      <a:ext cx="5334000" cy="2750170"/>
+                      <a:ext cx="5727700" cy="2953159"/>
                     </a:xfrm>
                     <a:prstGeom prst="rect">
                       <a:avLst/>
@@ -1921,7 +1921,7 @@
       <w:r>
         <w:drawing>
           <wp:inline>
-            <wp:extent cx="5334000" cy="2750170"/>
+            <wp:extent cx="5727700" cy="2953159"/>
             <wp:effectExtent b="0" l="0" r="0" t="0"/>
             <wp:docPr descr="Three regimes side by side: underfit (high bias, high train and test error), just right (low bias and low variance), and overfit (low train but high test error), under a model-complexity axis." title="" id="27" name="Picture"/>
             <a:graphic>
@@ -1942,7 +1942,7 @@
                   <pic:spPr bwMode="auto">
                     <a:xfrm>
                       <a:off x="0" y="0"/>
-                      <a:ext cx="5334000" cy="2750170"/>
+                      <a:ext cx="5727700" cy="2953159"/>
                     </a:xfrm>
                     <a:prstGeom prst="rect">
                       <a:avLst/>
@@ -2366,7 +2366,7 @@
       <w:r>
         <w:drawing>
           <wp:inline>
-            <wp:extent cx="5334000" cy="2750170"/>
+            <wp:extent cx="5727700" cy="2953159"/>
             <wp:effectExtent b="0" l="0" r="0" t="0"/>
             <wp:docPr descr="L2 (Ridge) adds lambda times sum of squared weights and shrinks weights smoothly; L1 (Lasso) adds lambda times sum of absolute weights and drives some weights exactly to zero for feature selection." title="" id="32" name="Picture"/>
             <a:graphic>
@@ -2387,7 +2387,7 @@
                   <pic:spPr bwMode="auto">
                     <a:xfrm>
                       <a:off x="0" y="0"/>
-                      <a:ext cx="5334000" cy="2750170"/>
+                      <a:ext cx="5727700" cy="2953159"/>
                     </a:xfrm>
                     <a:prstGeom prst="rect">
                       <a:avLst/>
@@ -2930,7 +2930,7 @@
       <w:r>
         <w:drawing>
           <wp:inline>
-            <wp:extent cx="5334000" cy="2750170"/>
+            <wp:extent cx="5727700" cy="2953159"/>
             <wp:effectExtent b="0" l="0" r="0" t="0"/>
             <wp:docPr descr="Map of loss functions: MSE for regression, cross-entropy for classification, ranking loss for ordering, contrastive loss for embeddings, and hinge loss for max-margin classification, each labelled with the goal it optimises." title="" id="38" name="Picture"/>
             <a:graphic>
@@ -2951,7 +2951,7 @@
                   <pic:spPr bwMode="auto">
                     <a:xfrm>
                       <a:off x="0" y="0"/>
-                      <a:ext cx="5334000" cy="2750170"/>
+                      <a:ext cx="5727700" cy="2953159"/>
                     </a:xfrm>
                     <a:prstGeom prst="rect">
                       <a:avLst/>
@@ -5123,7 +5123,7 @@
       <w:r>
         <w:drawing>
           <wp:inline>
-            <wp:extent cx="5334000" cy="2750170"/>
+            <wp:extent cx="5727700" cy="2953159"/>
             <wp:effectExtent b="0" l="0" r="0" t="0"/>
             <wp:docPr descr="Loss-surface picture: three boxes feed arrows toward the minimum — a tiny learning rate crawls, a right-sized one descends steadily, and a too-large one overshoots and can diverge." title="" id="50" name="Picture"/>
             <a:graphic>
@@ -5144,7 +5144,7 @@
                   <pic:spPr bwMode="auto">
                     <a:xfrm>
                       <a:off x="0" y="0"/>
-                      <a:ext cx="5334000" cy="2750170"/>
+                      <a:ext cx="5727700" cy="2953159"/>
                     </a:xfrm>
                     <a:prstGeom prst="rect">
                       <a:avLst/>
@@ -5612,7 +5612,7 @@
       <w:r>
         <w:drawing>
           <wp:inline>
-            <wp:extent cx="5334000" cy="2750170"/>
+            <wp:extent cx="5727700" cy="2953159"/>
             <wp:effectExtent b="0" l="0" r="0" t="0"/>
             <wp:docPr descr="Data parallelism keeps a full model copy on each GPU and feeds each a different data shard, then all-reduces gradients; model parallelism splits one big model’s layers across GPUs." title="" id="58" name="Picture"/>
             <a:graphic>
@@ -5633,7 +5633,7 @@
                   <pic:spPr bwMode="auto">
                     <a:xfrm>
                       <a:off x="0" y="0"/>
-                      <a:ext cx="5334000" cy="2750170"/>
+                      <a:ext cx="5727700" cy="2953159"/>
                     </a:xfrm>
                     <a:prstGeom prst="rect">
                       <a:avLst/>
@@ -6386,7 +6386,7 @@
       <w:r>
         <w:drawing>
           <wp:inline>
-            <wp:extent cx="5334000" cy="2750170"/>
+            <wp:extent cx="5727700" cy="2953159"/>
             <wp:effectExtent b="0" l="0" r="0" t="0"/>
             <wp:docPr descr="Four hyperparameter search strategies: grid tries every combination, random samples combinations, Bayesian is model-guided and sample-efficient, and Hyperband cheaply early-stops bad trials." title="" id="66" name="Picture"/>
             <a:graphic>
@@ -6407,7 +6407,7 @@
                   <pic:spPr bwMode="auto">
                     <a:xfrm>
                       <a:off x="0" y="0"/>
-                      <a:ext cx="5334000" cy="2750170"/>
+                      <a:ext cx="5727700" cy="2953159"/>
                     </a:xfrm>
                     <a:prstGeom prst="rect">
                       <a:avLst/>
@@ -6876,7 +6876,7 @@
       <w:r>
         <w:drawing>
           <wp:inline>
-            <wp:extent cx="5334000" cy="2750170"/>
+            <wp:extent cx="5727700" cy="2953159"/>
             <wp:effectExtent b="0" l="0" r="0" t="0"/>
             <wp:docPr descr="Transfer learning: pretrain a base model on huge generic data with self-supervision, then freeze its early layers and fine-tune the rest on your small task-specific dataset." title="" id="73" name="Picture"/>
             <a:graphic>
@@ -6897,7 +6897,7 @@
                   <pic:spPr bwMode="auto">
                     <a:xfrm>
                       <a:off x="0" y="0"/>
-                      <a:ext cx="5334000" cy="2750170"/>
+                      <a:ext cx="5727700" cy="2953159"/>
                     </a:xfrm>
                     <a:prstGeom prst="rect">
                       <a:avLst/>
@@ -10463,6 +10463,8 @@
       <w:footnotePr>
         <w:numRestart w:val="eachSect"/>
       </w:footnotePr>
+      <w:pgSz w:h="16838" w:w="11906"/>
+      <w:pgMar w:bottom="1440" w:footer="720" w:gutter="0" w:header="720" w:left="1440" w:right="1440" w:top="1440"/>
     </w:sectPr>
   </w:body>
 </w:document>
